--- a/resources/Templates/subdocs/Financial_Responsibility_Template.docx
+++ b/resources/Templates/subdocs/Financial_Responsibility_Template.docx
@@ -1,6 +1,6 @@
 
 <file path=word/document.xml><?xml version="1.0" encoding="utf-8"?>
-<w:document xmlns:wpc="http://schemas.microsoft.com/office/word/2010/wordprocessingCanvas" xmlns:cx="http://schemas.microsoft.com/office/drawing/2014/chartex" xmlns:cx1="http://schemas.microsoft.com/office/drawing/2015/9/8/chartex" xmlns:cx2="http://schemas.microsoft.com/office/drawing/2015/10/21/chartex" xmlns:cx3="http://schemas.microsoft.com/office/drawing/2016/5/9/chartex" xmlns:cx4="http://schemas.microsoft.com/office/drawing/2016/5/10/chartex" xmlns:cx5="http://schemas.microsoft.com/office/drawing/2016/5/11/chartex" xmlns:cx6="http://schemas.microsoft.com/office/drawing/2016/5/12/chartex" xmlns:cx7="http://schemas.microsoft.com/office/drawing/2016/5/13/chartex" xmlns:cx8="http://schemas.microsoft.com/office/drawing/2016/5/14/chartex" xmlns:mc="http://schemas.openxmlformats.org/markup-compatibility/2006" xmlns:aink="http://schemas.microsoft.com/office/drawing/2016/ink" xmlns:am3d="http://schemas.microsoft.com/office/drawing/2017/model3d" xmlns:o="urn:schemas-microsoft-com:office:office" xmlns:r="http://schemas.openxmlformats.org/officeDocument/2006/relationships" xmlns:m="http://schemas.openxmlformats.org/officeDocument/2006/math" xmlns:v="urn:schemas-microsoft-com:vml" xmlns:wp14="http://schemas.microsoft.com/office/word/2010/wordprocessingDrawing" xmlns:wp="http://schemas.openxmlformats.org/drawingml/2006/wordprocessingDrawing" xmlns:w10="urn:schemas-microsoft-com:office:word" xmlns:w="http://schemas.openxmlformats.org/wordprocessingml/2006/main" xmlns:w14="http://schemas.microsoft.com/office/word/2010/wordml" xmlns:w15="http://schemas.microsoft.com/office/word/2012/wordml" xmlns:w16cex="http://schemas.microsoft.com/office/word/2018/wordml/cex" xmlns:w16cid="http://schemas.microsoft.com/office/word/2016/wordml/cid" xmlns:w16="http://schemas.microsoft.com/office/word/2018/wordml" xmlns:w16sdtdh="http://schemas.microsoft.com/office/word/2020/wordml/sdtdatahash" xmlns:w16se="http://schemas.microsoft.com/office/word/2015/wordml/symex" xmlns:wpg="http://schemas.microsoft.com/office/word/2010/wordprocessingGroup" xmlns:wpi="http://schemas.microsoft.com/office/word/2010/wordprocessingInk" xmlns:wne="http://schemas.microsoft.com/office/word/2006/wordml" xmlns:wps="http://schemas.microsoft.com/office/word/2010/wordprocessingShape" mc:Ignorable="w14 w15 w16se w16cid w16 w16cex w16sdtdh wp14">
+<w:document xmlns:wpc="http://schemas.microsoft.com/office/word/2010/wordprocessingCanvas" xmlns:cx="http://schemas.microsoft.com/office/drawing/2014/chartex" xmlns:cx1="http://schemas.microsoft.com/office/drawing/2015/9/8/chartex" xmlns:cx2="http://schemas.microsoft.com/office/drawing/2015/10/21/chartex" xmlns:cx3="http://schemas.microsoft.com/office/drawing/2016/5/9/chartex" xmlns:cx4="http://schemas.microsoft.com/office/drawing/2016/5/10/chartex" xmlns:cx5="http://schemas.microsoft.com/office/drawing/2016/5/11/chartex" xmlns:cx6="http://schemas.microsoft.com/office/drawing/2016/5/12/chartex" xmlns:cx7="http://schemas.microsoft.com/office/drawing/2016/5/13/chartex" xmlns:cx8="http://schemas.microsoft.com/office/drawing/2016/5/14/chartex" xmlns:mc="http://schemas.openxmlformats.org/markup-compatibility/2006" xmlns:aink="http://schemas.microsoft.com/office/drawing/2016/ink" xmlns:am3d="http://schemas.microsoft.com/office/drawing/2017/model3d" xmlns:o="urn:schemas-microsoft-com:office:office" xmlns:oel="http://schemas.microsoft.com/office/2019/extlst" xmlns:r="http://schemas.openxmlformats.org/officeDocument/2006/relationships" xmlns:m="http://schemas.openxmlformats.org/officeDocument/2006/math" xmlns:v="urn:schemas-microsoft-com:vml" xmlns:wp14="http://schemas.microsoft.com/office/word/2010/wordprocessingDrawing" xmlns:wp="http://schemas.openxmlformats.org/drawingml/2006/wordprocessingDrawing" xmlns:w10="urn:schemas-microsoft-com:office:word" xmlns:w="http://schemas.openxmlformats.org/wordprocessingml/2006/main" xmlns:w14="http://schemas.microsoft.com/office/word/2010/wordml" xmlns:w15="http://schemas.microsoft.com/office/word/2012/wordml" xmlns:w16cex="http://schemas.microsoft.com/office/word/2018/wordml/cex" xmlns:w16cid="http://schemas.microsoft.com/office/word/2016/wordml/cid" xmlns:w16="http://schemas.microsoft.com/office/word/2018/wordml" xmlns:w16sdtdh="http://schemas.microsoft.com/office/word/2020/wordml/sdtdatahash" xmlns:w16se="http://schemas.microsoft.com/office/word/2015/wordml/symex" xmlns:wpg="http://schemas.microsoft.com/office/word/2010/wordprocessingGroup" xmlns:wpi="http://schemas.microsoft.com/office/word/2010/wordprocessingInk" xmlns:wne="http://schemas.microsoft.com/office/word/2006/wordml" xmlns:wps="http://schemas.microsoft.com/office/word/2010/wordprocessingShape" mc:Ignorable="w14 w15 w16se w16cid w16 w16cex w16sdtdh wp14">
   <w:body>
     <w:p>
       <w:pPr>
@@ -17,10 +17,65 @@
           <w:sz w:val="20"/>
           <w:szCs w:val="20"/>
         </w:rPr>
-        <w:t>{% if fra_in_file is not none %}{% if fra_in_court is not none %}</w:t>
-      </w:r>
-      <w:r>
-        <w:rPr>
+        <w:t xml:space="preserve">{% if </w:t>
+      </w:r>
+      <w:proofErr w:type="spellStart"/>
+      <w:r>
+        <w:rPr>
+          <w:rFonts w:ascii="Palatino Linotype" w:hAnsi="Palatino Linotype"/>
+          <w:sz w:val="20"/>
+          <w:szCs w:val="20"/>
+        </w:rPr>
+        <w:t>fra_in_file</w:t>
+      </w:r>
+      <w:proofErr w:type="spellEnd"/>
+      <w:r>
+        <w:rPr>
+          <w:rFonts w:ascii="Palatino Linotype" w:hAnsi="Palatino Linotype"/>
+          <w:sz w:val="20"/>
+          <w:szCs w:val="20"/>
+        </w:rPr>
+        <w:t xml:space="preserve"> is not none </w:t>
+      </w:r>
+      <w:proofErr w:type="gramStart"/>
+      <w:r>
+        <w:rPr>
+          <w:rFonts w:ascii="Palatino Linotype" w:hAnsi="Palatino Linotype"/>
+          <w:sz w:val="20"/>
+          <w:szCs w:val="20"/>
+        </w:rPr>
+        <w:t>%}{</w:t>
+      </w:r>
+      <w:proofErr w:type="gramEnd"/>
+      <w:r>
+        <w:rPr>
+          <w:rFonts w:ascii="Palatino Linotype" w:hAnsi="Palatino Linotype"/>
+          <w:sz w:val="20"/>
+          <w:szCs w:val="20"/>
+        </w:rPr>
+        <w:t xml:space="preserve">% if </w:t>
+      </w:r>
+      <w:proofErr w:type="spellStart"/>
+      <w:r>
+        <w:rPr>
+          <w:rFonts w:ascii="Palatino Linotype" w:hAnsi="Palatino Linotype"/>
+          <w:sz w:val="20"/>
+          <w:szCs w:val="20"/>
+        </w:rPr>
+        <w:t>fra_in_court</w:t>
+      </w:r>
+      <w:proofErr w:type="spellEnd"/>
+      <w:r>
+        <w:rPr>
+          <w:rFonts w:ascii="Palatino Linotype" w:hAnsi="Palatino Linotype"/>
+          <w:sz w:val="20"/>
+          <w:szCs w:val="20"/>
+        </w:rPr>
+        <w:t xml:space="preserve"> is not none %}</w:t>
+      </w:r>
+      <w:r>
+        <w:rPr>
+          <w:rFonts w:ascii="Palatino Linotype" w:hAnsi="Palatino Linotype"/>
           <w:b/>
           <w:bCs/>
           <w:sz w:val="20"/>
@@ -30,14 +85,36 @@
       </w:r>
       <w:r>
         <w:rPr>
-          <w:bCs/>
-          <w:sz w:val="20"/>
-          <w:szCs w:val="20"/>
-        </w:rPr>
-        <w:t xml:space="preserve">{% if fra_in_file is true %} </w:t>
-      </w:r>
-      <w:r>
-        <w:rPr>
+          <w:rFonts w:ascii="Palatino Linotype" w:hAnsi="Palatino Linotype"/>
+          <w:bCs/>
+          <w:sz w:val="20"/>
+          <w:szCs w:val="20"/>
+        </w:rPr>
+        <w:t xml:space="preserve">{% if </w:t>
+      </w:r>
+      <w:proofErr w:type="spellStart"/>
+      <w:r>
+        <w:rPr>
+          <w:rFonts w:ascii="Palatino Linotype" w:hAnsi="Palatino Linotype"/>
+          <w:bCs/>
+          <w:sz w:val="20"/>
+          <w:szCs w:val="20"/>
+        </w:rPr>
+        <w:t>fra_in_file</w:t>
+      </w:r>
+      <w:proofErr w:type="spellEnd"/>
+      <w:r>
+        <w:rPr>
+          <w:rFonts w:ascii="Palatino Linotype" w:hAnsi="Palatino Linotype"/>
+          <w:bCs/>
+          <w:sz w:val="20"/>
+          <w:szCs w:val="20"/>
+        </w:rPr>
+        <w:t xml:space="preserve"> is true %} </w:t>
+      </w:r>
+      <w:r>
+        <w:rPr>
+          <w:rFonts w:ascii="Palatino Linotype" w:hAnsi="Palatino Linotype"/>
           <w:sz w:val="20"/>
           <w:szCs w:val="20"/>
         </w:rPr>
@@ -45,14 +122,36 @@
       </w:r>
       <w:r>
         <w:rPr>
-          <w:bCs/>
-          <w:sz w:val="20"/>
-          <w:szCs w:val="20"/>
-        </w:rPr>
-        <w:t xml:space="preserve">{% endif %}{% if fra_in_court is true %} </w:t>
-      </w:r>
-      <w:r>
-        <w:rPr>
+          <w:rFonts w:ascii="Palatino Linotype" w:hAnsi="Palatino Linotype"/>
+          <w:bCs/>
+          <w:sz w:val="20"/>
+          <w:szCs w:val="20"/>
+        </w:rPr>
+        <w:t xml:space="preserve">{% endif %}{% if </w:t>
+      </w:r>
+      <w:proofErr w:type="spellStart"/>
+      <w:r>
+        <w:rPr>
+          <w:rFonts w:ascii="Palatino Linotype" w:hAnsi="Palatino Linotype"/>
+          <w:bCs/>
+          <w:sz w:val="20"/>
+          <w:szCs w:val="20"/>
+        </w:rPr>
+        <w:t>fra_in_court</w:t>
+      </w:r>
+      <w:proofErr w:type="spellEnd"/>
+      <w:r>
+        <w:rPr>
+          <w:rFonts w:ascii="Palatino Linotype" w:hAnsi="Palatino Linotype"/>
+          <w:bCs/>
+          <w:sz w:val="20"/>
+          <w:szCs w:val="20"/>
+        </w:rPr>
+        <w:t xml:space="preserve"> is true %} </w:t>
+      </w:r>
+      <w:r>
+        <w:rPr>
+          <w:rFonts w:ascii="Palatino Linotype" w:hAnsi="Palatino Linotype"/>
           <w:sz w:val="20"/>
           <w:szCs w:val="20"/>
         </w:rPr>
@@ -60,6 +159,7 @@
       </w:r>
       <w:r>
         <w:rPr>
+          <w:rFonts w:ascii="Palatino Linotype" w:hAnsi="Palatino Linotype"/>
           <w:sz w:val="20"/>
           <w:szCs w:val="20"/>
         </w:rPr>
@@ -67,6 +167,7 @@
       </w:r>
       <w:r>
         <w:rPr>
+          <w:rFonts w:ascii="Palatino Linotype" w:hAnsi="Palatino Linotype"/>
           <w:sz w:val="20"/>
           <w:szCs w:val="20"/>
         </w:rPr>
@@ -74,14 +175,56 @@
       </w:r>
       <w:r>
         <w:rPr>
-          <w:bCs/>
-          <w:sz w:val="20"/>
-          <w:szCs w:val="20"/>
-        </w:rPr>
-        <w:t>{% endif %}{% if fra_in_file is false %}{% if fra_in_court is false %}</w:t>
-      </w:r>
-      <w:r>
-        <w:rPr>
+          <w:rFonts w:ascii="Palatino Linotype" w:hAnsi="Palatino Linotype"/>
+          <w:bCs/>
+          <w:sz w:val="20"/>
+          <w:szCs w:val="20"/>
+        </w:rPr>
+        <w:t xml:space="preserve">{% endif %}{% if </w:t>
+      </w:r>
+      <w:proofErr w:type="spellStart"/>
+      <w:r>
+        <w:rPr>
+          <w:rFonts w:ascii="Palatino Linotype" w:hAnsi="Palatino Linotype"/>
+          <w:bCs/>
+          <w:sz w:val="20"/>
+          <w:szCs w:val="20"/>
+        </w:rPr>
+        <w:t>fra_in_file</w:t>
+      </w:r>
+      <w:proofErr w:type="spellEnd"/>
+      <w:r>
+        <w:rPr>
+          <w:rFonts w:ascii="Palatino Linotype" w:hAnsi="Palatino Linotype"/>
+          <w:bCs/>
+          <w:sz w:val="20"/>
+          <w:szCs w:val="20"/>
+        </w:rPr>
+        <w:t xml:space="preserve"> is false %}{% if </w:t>
+      </w:r>
+      <w:proofErr w:type="spellStart"/>
+      <w:r>
+        <w:rPr>
+          <w:rFonts w:ascii="Palatino Linotype" w:hAnsi="Palatino Linotype"/>
+          <w:bCs/>
+          <w:sz w:val="20"/>
+          <w:szCs w:val="20"/>
+        </w:rPr>
+        <w:t>fra_in_court</w:t>
+      </w:r>
+      <w:proofErr w:type="spellEnd"/>
+      <w:r>
+        <w:rPr>
+          <w:rFonts w:ascii="Palatino Linotype" w:hAnsi="Palatino Linotype"/>
+          <w:bCs/>
+          <w:sz w:val="20"/>
+          <w:szCs w:val="20"/>
+        </w:rPr>
+        <w:t xml:space="preserve"> is false %}</w:t>
+      </w:r>
+      <w:r>
+        <w:rPr>
+          <w:rFonts w:ascii="Palatino Linotype" w:hAnsi="Palatino Linotype"/>
           <w:sz w:val="20"/>
           <w:szCs w:val="20"/>
         </w:rPr>
@@ -89,6 +232,7 @@
       </w:r>
       <w:r>
         <w:rPr>
+          <w:rFonts w:ascii="Palatino Linotype" w:hAnsi="Palatino Linotype"/>
           <w:sz w:val="20"/>
           <w:szCs w:val="20"/>
         </w:rPr>
